--- a/docs/superpowers/specs/案件导入二期设计说明.docx
+++ b/docs/superpowers/specs/案件导入二期设计说明.docx
@@ -476,7 +476,7 @@
                 <w:color w:val="243142"/>
                 <w:sz w:val="19"/>
               </w:rPr>
-              <w:t>订单结果、待补材料、异常文件三个页签；批量补传和当前筛选明细导出</w:t>
+              <w:t>订单结果、待补材料、异常文件三个页签；批量补传和订单结果统一明细导出</w:t>
             </w:r>
           </w:p>
         </w:tc>
@@ -3791,7 +3791,7 @@
           <w:color w:val="243142"/>
           <w:sz w:val="21"/>
         </w:rPr>
-        <w:t>导入处理详情作为当前批次的统一工作台，固定三个页签：</w:t>
+        <w:t>导入处理详情作为当前批次的统一工作台。头部展示导入批次号、批次名称、外部资产方 / 业务类型、债权接收主体、债权出让主体、债权总额、债权对价、导入规则和导入时间；债权出让主体取当前批次基础信息。下方固定三个页签：</w:t>
       </w:r>
     </w:p>
     <w:tbl>
@@ -4059,7 +4059,7 @@
                 <w:color w:val="243142"/>
                 <w:sz w:val="19"/>
               </w:rPr>
-              <w:t>勾选范围、批量补传、导出当前筛选待补材料明细</w:t>
+              <w:t>勾选范围、批量补传</w:t>
             </w:r>
           </w:p>
         </w:tc>
@@ -4142,7 +4142,7 @@
                 <w:color w:val="243142"/>
                 <w:sz w:val="19"/>
               </w:rPr>
-              <w:t>预览/下载、批量补传、按需同步重新识别、导出当前筛选异常文件明细</w:t>
+              <w:t>预览/下载、批量补传、按需同步重新识别</w:t>
             </w:r>
           </w:p>
         </w:tc>
@@ -4550,7 +4550,7 @@
           <w:color w:val="243142"/>
           <w:sz w:val="21"/>
         </w:rPr>
-        <w:t>导入处理详情的导出按钮随页签变化：订单结果导出订单处理明细，待补材料导出待补材料明细，异常文件导出异常文件明细。</w:t>
+        <w:t>导入处理详情仅在订单结果页签展示导出按钮，下载订单处理明细；该文件固定包含“订单结果、待补材料、异常文件”三个Sheet。</w:t>
       </w:r>
     </w:p>
     <w:p>
@@ -4565,7 +4565,7 @@
           <w:color w:val="243142"/>
           <w:sz w:val="21"/>
         </w:rPr>
-        <w:t>有勾选记录时导出勾选记录；未勾选时导出当前页签、当前筛选结果。</w:t>
+        <w:t>有勾选订单时，“订单结果”Sheet导出勾选订单；未勾选时导出当前筛选订单。待补材料和异常文件Sheet展示当前批次的最新结果。</w:t>
       </w:r>
     </w:p>
     <w:p>
@@ -5534,7 +5534,7 @@
           <w:color w:val="243142"/>
           <w:sz w:val="21"/>
         </w:rPr>
-        <w:t>□ 三个详情页签均支持导出当前筛选结果，导出字段与当前页签口径一致。</w:t>
+        <w:t>□ 订单结果页签支持导出当前筛选订单明细；导出文件固定包含订单结果、待补材料、异常文件三个Sheet，待补材料和异常文件页签不展示导出按钮。</w:t>
       </w:r>
     </w:p>
     <w:p>

--- a/docs/superpowers/specs/案件导入二期设计说明.docx
+++ b/docs/superpowers/specs/案件导入二期设计说明.docx
@@ -3946,7 +3946,7 @@
                 <w:color w:val="243142"/>
                 <w:sz w:val="19"/>
               </w:rPr>
-              <w:t>已生效、待材料激活、导入失败、自动覆盖和重复待处理订单</w:t>
+              <w:t>已生效、待材料激活、导入失败、自动覆盖和重复跳过订单</w:t>
             </w:r>
           </w:p>
         </w:tc>
@@ -4420,7 +4420,7 @@
           <w:color w:val="243142"/>
           <w:sz w:val="21"/>
         </w:rPr>
-        <w:t>已分配或已流转订单不可覆盖，写入批次处理明细并展示当前流转状态。</w:t>
+        <w:t>已分配或已流转订单不可覆盖，系统直接标记“重复跳过”，写入订单处理明细和批次处理明细并展示当前流转状态；不提供人工确认跳过入口。</w:t>
       </w:r>
     </w:p>
     <w:p>
